--- a/HITO1/HITO1.docx
+++ b/HITO1/HITO1.docx
@@ -84,27 +84,885 @@
       </w:r>
     </w:p>
     <w:p>
+      <w:r>
+        <w:t xml:space="preserve">Básicamente aprendí la sintaxis de Python, sus tipos de colecciones, como definir funciones y el uso de las más comunes y POO brevemente y como interactuar con </w:t>
+      </w:r>
+      <w:proofErr w:type="spellStart"/>
+      <w:r>
+        <w:t>APIs</w:t>
+      </w:r>
+      <w:proofErr w:type="spellEnd"/>
+      <w:r>
+        <w:t xml:space="preserve"> </w:t>
+      </w:r>
+      <w:r>
+        <w:lastRenderedPageBreak/>
+        <w:t xml:space="preserve">externas, manejo de excepciones y cómo funciona la organización en módulos, también aprendí a configurar </w:t>
+      </w:r>
+      <w:proofErr w:type="spellStart"/>
+      <w:r>
+        <w:t>git</w:t>
+      </w:r>
+      <w:proofErr w:type="spellEnd"/>
+      <w:r>
+        <w:t xml:space="preserve"> y como crear un repositorio desde mi carpeta para luego subirlo a </w:t>
+      </w:r>
+      <w:proofErr w:type="spellStart"/>
+      <w:r>
+        <w:t>github</w:t>
+      </w:r>
+      <w:proofErr w:type="spellEnd"/>
+      <w:r>
+        <w:t>.</w:t>
+      </w:r>
+    </w:p>
+    <w:p>
+      <w:r>
+        <w:t xml:space="preserve">También aprendí la importancia de tener entornos virtuales y cómo configurarlos con Python -m </w:t>
+      </w:r>
+      <w:proofErr w:type="spellStart"/>
+      <w:r>
+        <w:t>venv</w:t>
+      </w:r>
+      <w:proofErr w:type="spellEnd"/>
+      <w:r>
+        <w:t xml:space="preserve"> “nombre”, para que cada proyecto tenga sus propias librerías y no haya conflicto si dos proyectos usan distintas versiones de una librería</w:t>
+      </w:r>
+    </w:p>
+    <w:p/>
+    <w:p>
+      <w:r>
+        <w:t>REPASÉ LOS COMANDOS BÁSICOS DE LINUX</w:t>
+      </w:r>
+    </w:p>
+    <w:p>
       <w:pPr>
         <w:rPr>
-          <w:b/>
-          <w:color w:val="262626" w:themeColor="text1" w:themeTint="D9"/>
-          <w:sz w:val="40"/>
-          <w:szCs w:val="40"/>
-          <w14:shadow w14:blurRad="0" w14:dist="38100" w14:dir="2700000" w14:sx="100000" w14:sy="100000" w14:kx="0" w14:ky="0" w14:algn="bl">
-            <w14:schemeClr w14:val="accent5"/>
-          </w14:shadow>
-          <w14:textOutline w14:w="6731" w14:cap="flat" w14:cmpd="sng" w14:algn="ctr">
-            <w14:solidFill>
-              <w14:schemeClr w14:val="bg1"/>
-            </w14:solidFill>
+          <w:bCs/>
+          <w:color w:val="000000" w:themeColor="text1"/>
+          <w:sz w:val="20"/>
+          <w:szCs w:val="20"/>
+          <w14:shadow w14:blurRad="38100" w14:dist="19050" w14:dir="2700000" w14:sx="100000" w14:sy="100000" w14:kx="0" w14:ky="0" w14:algn="tl">
+            <w14:schemeClr w14:val="dk1">
+              <w14:alpha w14:val="60000"/>
+            </w14:schemeClr>
+          </w14:shadow>
+          <w14:textOutline w14:w="0" w14:cap="flat" w14:cmpd="sng" w14:algn="ctr">
+            <w14:noFill/>
             <w14:prstDash w14:val="solid"/>
             <w14:round/>
           </w14:textOutline>
         </w:rPr>
       </w:pPr>
       <w:r>
-        <w:lastRenderedPageBreak/>
-        <w:br/>
+        <w:rPr>
+          <w:bCs/>
+          <w:color w:val="000000" w:themeColor="text1"/>
+          <w:sz w:val="20"/>
+          <w:szCs w:val="20"/>
+          <w14:shadow w14:blurRad="38100" w14:dist="19050" w14:dir="2700000" w14:sx="100000" w14:sy="100000" w14:kx="0" w14:ky="0" w14:algn="tl">
+            <w14:schemeClr w14:val="dk1">
+              <w14:alpha w14:val="60000"/>
+            </w14:schemeClr>
+          </w14:shadow>
+          <w14:textOutline w14:w="0" w14:cap="flat" w14:cmpd="sng" w14:algn="ctr">
+            <w14:noFill/>
+            <w14:prstDash w14:val="solid"/>
+            <w14:round/>
+          </w14:textOutline>
+        </w:rPr>
+        <w:t xml:space="preserve">  </w:t>
+      </w:r>
+      <w:proofErr w:type="spellStart"/>
+      <w:r>
+        <w:rPr>
+          <w:bCs/>
+          <w:color w:val="000000" w:themeColor="text1"/>
+          <w:sz w:val="20"/>
+          <w:szCs w:val="20"/>
+          <w14:shadow w14:blurRad="38100" w14:dist="19050" w14:dir="2700000" w14:sx="100000" w14:sy="100000" w14:kx="0" w14:ky="0" w14:algn="tl">
+            <w14:schemeClr w14:val="dk1">
+              <w14:alpha w14:val="60000"/>
+            </w14:schemeClr>
+          </w14:shadow>
+          <w14:textOutline w14:w="0" w14:cap="flat" w14:cmpd="sng" w14:algn="ctr">
+            <w14:noFill/>
+            <w14:prstDash w14:val="solid"/>
+            <w14:round/>
+          </w14:textOutline>
+        </w:rPr>
+        <w:t>ls</w:t>
+      </w:r>
+      <w:proofErr w:type="spellEnd"/>
+      <w:r>
+        <w:rPr>
+          <w:bCs/>
+          <w:color w:val="000000" w:themeColor="text1"/>
+          <w:sz w:val="20"/>
+          <w:szCs w:val="20"/>
+          <w14:shadow w14:blurRad="38100" w14:dist="19050" w14:dir="2700000" w14:sx="100000" w14:sy="100000" w14:kx="0" w14:ky="0" w14:algn="tl">
+            <w14:schemeClr w14:val="dk1">
+              <w14:alpha w14:val="60000"/>
+            </w14:schemeClr>
+          </w14:shadow>
+          <w14:textOutline w14:w="0" w14:cap="flat" w14:cmpd="sng" w14:algn="ctr">
+            <w14:noFill/>
+            <w14:prstDash w14:val="solid"/>
+            <w14:round/>
+          </w14:textOutline>
+        </w:rPr>
+        <w:t xml:space="preserve">, </w:t>
+      </w:r>
+      <w:proofErr w:type="spellStart"/>
+      <w:r>
+        <w:rPr>
+          <w:bCs/>
+          <w:color w:val="000000" w:themeColor="text1"/>
+          <w:sz w:val="20"/>
+          <w:szCs w:val="20"/>
+          <w14:shadow w14:blurRad="38100" w14:dist="19050" w14:dir="2700000" w14:sx="100000" w14:sy="100000" w14:kx="0" w14:ky="0" w14:algn="tl">
+            <w14:schemeClr w14:val="dk1">
+              <w14:alpha w14:val="60000"/>
+            </w14:schemeClr>
+          </w14:shadow>
+          <w14:textOutline w14:w="0" w14:cap="flat" w14:cmpd="sng" w14:algn="ctr">
+            <w14:noFill/>
+            <w14:prstDash w14:val="solid"/>
+            <w14:round/>
+          </w14:textOutline>
+        </w:rPr>
+        <w:t>ls</w:t>
+      </w:r>
+      <w:proofErr w:type="spellEnd"/>
+      <w:r>
+        <w:rPr>
+          <w:bCs/>
+          <w:color w:val="000000" w:themeColor="text1"/>
+          <w:sz w:val="20"/>
+          <w:szCs w:val="20"/>
+          <w14:shadow w14:blurRad="38100" w14:dist="19050" w14:dir="2700000" w14:sx="100000" w14:sy="100000" w14:kx="0" w14:ky="0" w14:algn="tl">
+            <w14:schemeClr w14:val="dk1">
+              <w14:alpha w14:val="60000"/>
+            </w14:schemeClr>
+          </w14:shadow>
+          <w14:textOutline w14:w="0" w14:cap="flat" w14:cmpd="sng" w14:algn="ctr">
+            <w14:noFill/>
+            <w14:prstDash w14:val="solid"/>
+            <w14:round/>
+          </w14:textOutline>
+        </w:rPr>
+        <w:t xml:space="preserve"> -la → listar </w:t>
+      </w:r>
+      <w:r>
+        <w:rPr>
+          <w:bCs/>
+          <w:color w:val="000000" w:themeColor="text1"/>
+          <w:sz w:val="20"/>
+          <w:szCs w:val="20"/>
+          <w:u w:val="single"/>
+          <w14:shadow w14:blurRad="38100" w14:dist="19050" w14:dir="2700000" w14:sx="100000" w14:sy="100000" w14:kx="0" w14:ky="0" w14:algn="tl">
+            <w14:schemeClr w14:val="dk1">
+              <w14:alpha w14:val="60000"/>
+            </w14:schemeClr>
+          </w14:shadow>
+          <w14:textOutline w14:w="0" w14:cap="flat" w14:cmpd="sng" w14:algn="ctr">
+            <w14:noFill/>
+            <w14:prstDash w14:val="solid"/>
+            <w14:round/>
+          </w14:textOutline>
+        </w:rPr>
+        <w:t>archivos</w:t>
+      </w:r>
+      <w:r>
+        <w:rPr>
+          <w:bCs/>
+          <w:color w:val="000000" w:themeColor="text1"/>
+          <w:sz w:val="20"/>
+          <w:szCs w:val="20"/>
+          <w14:shadow w14:blurRad="38100" w14:dist="19050" w14:dir="2700000" w14:sx="100000" w14:sy="100000" w14:kx="0" w14:ky="0" w14:algn="tl">
+            <w14:schemeClr w14:val="dk1">
+              <w14:alpha w14:val="60000"/>
+            </w14:schemeClr>
+          </w14:shadow>
+          <w14:textOutline w14:w="0" w14:cap="flat" w14:cmpd="sng" w14:algn="ctr">
+            <w14:noFill/>
+            <w14:prstDash w14:val="solid"/>
+            <w14:round/>
+          </w14:textOutline>
+        </w:rPr>
+        <w:t xml:space="preserve"> </w:t>
+      </w:r>
+    </w:p>
+    <w:p>
+      <w:pPr>
+        <w:rPr>
+          <w:bCs/>
+          <w:color w:val="000000" w:themeColor="text1"/>
+          <w:sz w:val="20"/>
+          <w:szCs w:val="20"/>
+          <w14:shadow w14:blurRad="38100" w14:dist="19050" w14:dir="2700000" w14:sx="100000" w14:sy="100000" w14:kx="0" w14:ky="0" w14:algn="tl">
+            <w14:schemeClr w14:val="dk1">
+              <w14:alpha w14:val="60000"/>
+            </w14:schemeClr>
+          </w14:shadow>
+          <w14:textOutline w14:w="0" w14:cap="flat" w14:cmpd="sng" w14:algn="ctr">
+            <w14:noFill/>
+            <w14:prstDash w14:val="solid"/>
+            <w14:round/>
+          </w14:textOutline>
+        </w:rPr>
+      </w:pPr>
+      <w:r>
+        <w:rPr>
+          <w:bCs/>
+          <w:color w:val="000000" w:themeColor="text1"/>
+          <w:sz w:val="20"/>
+          <w:szCs w:val="20"/>
+          <w14:shadow w14:blurRad="38100" w14:dist="19050" w14:dir="2700000" w14:sx="100000" w14:sy="100000" w14:kx="0" w14:ky="0" w14:algn="tl">
+            <w14:schemeClr w14:val="dk1">
+              <w14:alpha w14:val="60000"/>
+            </w14:schemeClr>
+          </w14:shadow>
+          <w14:textOutline w14:w="0" w14:cap="flat" w14:cmpd="sng" w14:algn="ctr">
+            <w14:noFill/>
+            <w14:prstDash w14:val="solid"/>
+            <w14:round/>
+          </w14:textOutline>
+        </w:rPr>
+        <w:t xml:space="preserve">  cd, cd .., cd ~ → navegar </w:t>
+      </w:r>
+    </w:p>
+    <w:p>
+      <w:pPr>
+        <w:rPr>
+          <w:bCs/>
+          <w:color w:val="000000" w:themeColor="text1"/>
+          <w:sz w:val="20"/>
+          <w:szCs w:val="20"/>
+          <w14:shadow w14:blurRad="38100" w14:dist="19050" w14:dir="2700000" w14:sx="100000" w14:sy="100000" w14:kx="0" w14:ky="0" w14:algn="tl">
+            <w14:schemeClr w14:val="dk1">
+              <w14:alpha w14:val="60000"/>
+            </w14:schemeClr>
+          </w14:shadow>
+          <w14:textOutline w14:w="0" w14:cap="flat" w14:cmpd="sng" w14:algn="ctr">
+            <w14:noFill/>
+            <w14:prstDash w14:val="solid"/>
+            <w14:round/>
+          </w14:textOutline>
+        </w:rPr>
+      </w:pPr>
+      <w:r>
+        <w:rPr>
+          <w:bCs/>
+          <w:color w:val="000000" w:themeColor="text1"/>
+          <w:sz w:val="20"/>
+          <w:szCs w:val="20"/>
+          <w14:shadow w14:blurRad="38100" w14:dist="19050" w14:dir="2700000" w14:sx="100000" w14:sy="100000" w14:kx="0" w14:ky="0" w14:algn="tl">
+            <w14:schemeClr w14:val="dk1">
+              <w14:alpha w14:val="60000"/>
+            </w14:schemeClr>
+          </w14:shadow>
+          <w14:textOutline w14:w="0" w14:cap="flat" w14:cmpd="sng" w14:algn="ctr">
+            <w14:noFill/>
+            <w14:prstDash w14:val="solid"/>
+            <w14:round/>
+          </w14:textOutline>
+        </w:rPr>
+        <w:t xml:space="preserve">  </w:t>
+      </w:r>
+      <w:proofErr w:type="spellStart"/>
+      <w:r>
+        <w:rPr>
+          <w:bCs/>
+          <w:color w:val="000000" w:themeColor="text1"/>
+          <w:sz w:val="20"/>
+          <w:szCs w:val="20"/>
+          <w14:shadow w14:blurRad="38100" w14:dist="19050" w14:dir="2700000" w14:sx="100000" w14:sy="100000" w14:kx="0" w14:ky="0" w14:algn="tl">
+            <w14:schemeClr w14:val="dk1">
+              <w14:alpha w14:val="60000"/>
+            </w14:schemeClr>
+          </w14:shadow>
+          <w14:textOutline w14:w="0" w14:cap="flat" w14:cmpd="sng" w14:algn="ctr">
+            <w14:noFill/>
+            <w14:prstDash w14:val="solid"/>
+            <w14:round/>
+          </w14:textOutline>
+        </w:rPr>
+        <w:t>mkdir</w:t>
+      </w:r>
+      <w:proofErr w:type="spellEnd"/>
+      <w:r>
+        <w:rPr>
+          <w:bCs/>
+          <w:color w:val="000000" w:themeColor="text1"/>
+          <w:sz w:val="20"/>
+          <w:szCs w:val="20"/>
+          <w14:shadow w14:blurRad="38100" w14:dist="19050" w14:dir="2700000" w14:sx="100000" w14:sy="100000" w14:kx="0" w14:ky="0" w14:algn="tl">
+            <w14:schemeClr w14:val="dk1">
+              <w14:alpha w14:val="60000"/>
+            </w14:schemeClr>
+          </w14:shadow>
+          <w14:textOutline w14:w="0" w14:cap="flat" w14:cmpd="sng" w14:algn="ctr">
+            <w14:noFill/>
+            <w14:prstDash w14:val="solid"/>
+            <w14:round/>
+          </w14:textOutline>
+        </w:rPr>
+        <w:t xml:space="preserve">, </w:t>
+      </w:r>
+      <w:proofErr w:type="spellStart"/>
+      <w:r>
+        <w:rPr>
+          <w:bCs/>
+          <w:color w:val="000000" w:themeColor="text1"/>
+          <w:sz w:val="20"/>
+          <w:szCs w:val="20"/>
+          <w14:shadow w14:blurRad="38100" w14:dist="19050" w14:dir="2700000" w14:sx="100000" w14:sy="100000" w14:kx="0" w14:ky="0" w14:algn="tl">
+            <w14:schemeClr w14:val="dk1">
+              <w14:alpha w14:val="60000"/>
+            </w14:schemeClr>
+          </w14:shadow>
+          <w14:textOutline w14:w="0" w14:cap="flat" w14:cmpd="sng" w14:algn="ctr">
+            <w14:noFill/>
+            <w14:prstDash w14:val="solid"/>
+            <w14:round/>
+          </w14:textOutline>
+        </w:rPr>
+        <w:t>rm</w:t>
+      </w:r>
+      <w:proofErr w:type="spellEnd"/>
+      <w:r>
+        <w:rPr>
+          <w:bCs/>
+          <w:color w:val="000000" w:themeColor="text1"/>
+          <w:sz w:val="20"/>
+          <w:szCs w:val="20"/>
+          <w14:shadow w14:blurRad="38100" w14:dist="19050" w14:dir="2700000" w14:sx="100000" w14:sy="100000" w14:kx="0" w14:ky="0" w14:algn="tl">
+            <w14:schemeClr w14:val="dk1">
+              <w14:alpha w14:val="60000"/>
+            </w14:schemeClr>
+          </w14:shadow>
+          <w14:textOutline w14:w="0" w14:cap="flat" w14:cmpd="sng" w14:algn="ctr">
+            <w14:noFill/>
+            <w14:prstDash w14:val="solid"/>
+            <w14:round/>
+          </w14:textOutline>
+        </w:rPr>
+        <w:t xml:space="preserve"> -r → crear y borrar carpetas </w:t>
+      </w:r>
+    </w:p>
+    <w:p>
+      <w:pPr>
+        <w:rPr>
+          <w:bCs/>
+          <w:color w:val="000000" w:themeColor="text1"/>
+          <w:sz w:val="20"/>
+          <w:szCs w:val="20"/>
+          <w14:shadow w14:blurRad="38100" w14:dist="19050" w14:dir="2700000" w14:sx="100000" w14:sy="100000" w14:kx="0" w14:ky="0" w14:algn="tl">
+            <w14:schemeClr w14:val="dk1">
+              <w14:alpha w14:val="60000"/>
+            </w14:schemeClr>
+          </w14:shadow>
+          <w14:textOutline w14:w="0" w14:cap="flat" w14:cmpd="sng" w14:algn="ctr">
+            <w14:noFill/>
+            <w14:prstDash w14:val="solid"/>
+            <w14:round/>
+          </w14:textOutline>
+        </w:rPr>
+      </w:pPr>
+      <w:r>
+        <w:rPr>
+          <w:bCs/>
+          <w:color w:val="000000" w:themeColor="text1"/>
+          <w:sz w:val="20"/>
+          <w:szCs w:val="20"/>
+          <w14:shadow w14:blurRad="38100" w14:dist="19050" w14:dir="2700000" w14:sx="100000" w14:sy="100000" w14:kx="0" w14:ky="0" w14:algn="tl">
+            <w14:schemeClr w14:val="dk1">
+              <w14:alpha w14:val="60000"/>
+            </w14:schemeClr>
+          </w14:shadow>
+          <w14:textOutline w14:w="0" w14:cap="flat" w14:cmpd="sng" w14:algn="ctr">
+            <w14:noFill/>
+            <w14:prstDash w14:val="solid"/>
+            <w14:round/>
+          </w14:textOutline>
+        </w:rPr>
+        <w:t xml:space="preserve">  </w:t>
+      </w:r>
+      <w:proofErr w:type="spellStart"/>
+      <w:r>
+        <w:rPr>
+          <w:bCs/>
+          <w:color w:val="000000" w:themeColor="text1"/>
+          <w:sz w:val="20"/>
+          <w:szCs w:val="20"/>
+          <w14:shadow w14:blurRad="38100" w14:dist="19050" w14:dir="2700000" w14:sx="100000" w14:sy="100000" w14:kx="0" w14:ky="0" w14:algn="tl">
+            <w14:schemeClr w14:val="dk1">
+              <w14:alpha w14:val="60000"/>
+            </w14:schemeClr>
+          </w14:shadow>
+          <w14:textOutline w14:w="0" w14:cap="flat" w14:cmpd="sng" w14:algn="ctr">
+            <w14:noFill/>
+            <w14:prstDash w14:val="solid"/>
+            <w14:round/>
+          </w14:textOutline>
+        </w:rPr>
+        <w:t>touch</w:t>
+      </w:r>
+      <w:proofErr w:type="spellEnd"/>
+      <w:r>
+        <w:rPr>
+          <w:bCs/>
+          <w:color w:val="000000" w:themeColor="text1"/>
+          <w:sz w:val="20"/>
+          <w:szCs w:val="20"/>
+          <w14:shadow w14:blurRad="38100" w14:dist="19050" w14:dir="2700000" w14:sx="100000" w14:sy="100000" w14:kx="0" w14:ky="0" w14:algn="tl">
+            <w14:schemeClr w14:val="dk1">
+              <w14:alpha w14:val="60000"/>
+            </w14:schemeClr>
+          </w14:shadow>
+          <w14:textOutline w14:w="0" w14:cap="flat" w14:cmpd="sng" w14:algn="ctr">
+            <w14:noFill/>
+            <w14:prstDash w14:val="solid"/>
+            <w14:round/>
+          </w14:textOutline>
+        </w:rPr>
+        <w:t xml:space="preserve">, </w:t>
+      </w:r>
+      <w:proofErr w:type="spellStart"/>
+      <w:r>
+        <w:rPr>
+          <w:bCs/>
+          <w:color w:val="000000" w:themeColor="text1"/>
+          <w:sz w:val="20"/>
+          <w:szCs w:val="20"/>
+          <w14:shadow w14:blurRad="38100" w14:dist="19050" w14:dir="2700000" w14:sx="100000" w14:sy="100000" w14:kx="0" w14:ky="0" w14:algn="tl">
+            <w14:schemeClr w14:val="dk1">
+              <w14:alpha w14:val="60000"/>
+            </w14:schemeClr>
+          </w14:shadow>
+          <w14:textOutline w14:w="0" w14:cap="flat" w14:cmpd="sng" w14:algn="ctr">
+            <w14:noFill/>
+            <w14:prstDash w14:val="solid"/>
+            <w14:round/>
+          </w14:textOutline>
+        </w:rPr>
+        <w:t>cat</w:t>
+      </w:r>
+      <w:proofErr w:type="spellEnd"/>
+      <w:r>
+        <w:rPr>
+          <w:bCs/>
+          <w:color w:val="000000" w:themeColor="text1"/>
+          <w:sz w:val="20"/>
+          <w:szCs w:val="20"/>
+          <w14:shadow w14:blurRad="38100" w14:dist="19050" w14:dir="2700000" w14:sx="100000" w14:sy="100000" w14:kx="0" w14:ky="0" w14:algn="tl">
+            <w14:schemeClr w14:val="dk1">
+              <w14:alpha w14:val="60000"/>
+            </w14:schemeClr>
+          </w14:shadow>
+          <w14:textOutline w14:w="0" w14:cap="flat" w14:cmpd="sng" w14:algn="ctr">
+            <w14:noFill/>
+            <w14:prstDash w14:val="solid"/>
+            <w14:round/>
+          </w14:textOutline>
+        </w:rPr>
+        <w:t xml:space="preserve">, nano → crear y editar archivos </w:t>
+      </w:r>
+    </w:p>
+    <w:p>
+      <w:pPr>
+        <w:rPr>
+          <w:bCs/>
+          <w:color w:val="000000" w:themeColor="text1"/>
+          <w:sz w:val="20"/>
+          <w:szCs w:val="20"/>
+          <w14:shadow w14:blurRad="38100" w14:dist="19050" w14:dir="2700000" w14:sx="100000" w14:sy="100000" w14:kx="0" w14:ky="0" w14:algn="tl">
+            <w14:schemeClr w14:val="dk1">
+              <w14:alpha w14:val="60000"/>
+            </w14:schemeClr>
+          </w14:shadow>
+          <w14:textOutline w14:w="0" w14:cap="flat" w14:cmpd="sng" w14:algn="ctr">
+            <w14:noFill/>
+            <w14:prstDash w14:val="solid"/>
+            <w14:round/>
+          </w14:textOutline>
+        </w:rPr>
+      </w:pPr>
+      <w:r>
+        <w:rPr>
+          <w:bCs/>
+          <w:color w:val="000000" w:themeColor="text1"/>
+          <w:sz w:val="20"/>
+          <w:szCs w:val="20"/>
+          <w14:shadow w14:blurRad="38100" w14:dist="19050" w14:dir="2700000" w14:sx="100000" w14:sy="100000" w14:kx="0" w14:ky="0" w14:algn="tl">
+            <w14:schemeClr w14:val="dk1">
+              <w14:alpha w14:val="60000"/>
+            </w14:schemeClr>
+          </w14:shadow>
+          <w14:textOutline w14:w="0" w14:cap="flat" w14:cmpd="sng" w14:algn="ctr">
+            <w14:noFill/>
+            <w14:prstDash w14:val="solid"/>
+            <w14:round/>
+          </w14:textOutline>
+        </w:rPr>
+        <w:t xml:space="preserve">  echo + &gt; y &gt;&gt; → escribir en archivos </w:t>
+      </w:r>
+    </w:p>
+    <w:p>
+      <w:pPr>
+        <w:rPr>
+          <w:bCs/>
+          <w:color w:val="000000" w:themeColor="text1"/>
+          <w:sz w:val="20"/>
+          <w:szCs w:val="20"/>
+          <w14:shadow w14:blurRad="38100" w14:dist="19050" w14:dir="2700000" w14:sx="100000" w14:sy="100000" w14:kx="0" w14:ky="0" w14:algn="tl">
+            <w14:schemeClr w14:val="dk1">
+              <w14:alpha w14:val="60000"/>
+            </w14:schemeClr>
+          </w14:shadow>
+          <w14:textOutline w14:w="0" w14:cap="flat" w14:cmpd="sng" w14:algn="ctr">
+            <w14:noFill/>
+            <w14:prstDash w14:val="solid"/>
+            <w14:round/>
+          </w14:textOutline>
+        </w:rPr>
+      </w:pPr>
+      <w:r>
+        <w:rPr>
+          <w:bCs/>
+          <w:color w:val="000000" w:themeColor="text1"/>
+          <w:sz w:val="20"/>
+          <w:szCs w:val="20"/>
+          <w14:shadow w14:blurRad="38100" w14:dist="19050" w14:dir="2700000" w14:sx="100000" w14:sy="100000" w14:kx="0" w14:ky="0" w14:algn="tl">
+            <w14:schemeClr w14:val="dk1">
+              <w14:alpha w14:val="60000"/>
+            </w14:schemeClr>
+          </w14:shadow>
+          <w14:textOutline w14:w="0" w14:cap="flat" w14:cmpd="sng" w14:algn="ctr">
+            <w14:noFill/>
+            <w14:prstDash w14:val="solid"/>
+            <w14:round/>
+          </w14:textOutline>
+        </w:rPr>
+        <w:t xml:space="preserve">  grep → buscar texto </w:t>
+      </w:r>
+    </w:p>
+    <w:p>
+      <w:pPr>
+        <w:rPr>
+          <w:bCs/>
+          <w:color w:val="000000" w:themeColor="text1"/>
+          <w:sz w:val="20"/>
+          <w:szCs w:val="20"/>
+          <w14:shadow w14:blurRad="38100" w14:dist="19050" w14:dir="2700000" w14:sx="100000" w14:sy="100000" w14:kx="0" w14:ky="0" w14:algn="tl">
+            <w14:schemeClr w14:val="dk1">
+              <w14:alpha w14:val="60000"/>
+            </w14:schemeClr>
+          </w14:shadow>
+          <w14:textOutline w14:w="0" w14:cap="flat" w14:cmpd="sng" w14:algn="ctr">
+            <w14:noFill/>
+            <w14:prstDash w14:val="solid"/>
+            <w14:round/>
+          </w14:textOutline>
+        </w:rPr>
+      </w:pPr>
+      <w:r>
+        <w:rPr>
+          <w:bCs/>
+          <w:color w:val="000000" w:themeColor="text1"/>
+          <w:sz w:val="20"/>
+          <w:szCs w:val="20"/>
+          <w14:shadow w14:blurRad="38100" w14:dist="19050" w14:dir="2700000" w14:sx="100000" w14:sy="100000" w14:kx="0" w14:ky="0" w14:algn="tl">
+            <w14:schemeClr w14:val="dk1">
+              <w14:alpha w14:val="60000"/>
+            </w14:schemeClr>
+          </w14:shadow>
+          <w14:textOutline w14:w="0" w14:cap="flat" w14:cmpd="sng" w14:algn="ctr">
+            <w14:noFill/>
+            <w14:prstDash w14:val="solid"/>
+            <w14:round/>
+          </w14:textOutline>
+        </w:rPr>
+        <w:t xml:space="preserve">  </w:t>
+      </w:r>
+      <w:proofErr w:type="spellStart"/>
+      <w:r>
+        <w:rPr>
+          <w:bCs/>
+          <w:color w:val="000000" w:themeColor="text1"/>
+          <w:sz w:val="20"/>
+          <w:szCs w:val="20"/>
+          <w14:shadow w14:blurRad="38100" w14:dist="19050" w14:dir="2700000" w14:sx="100000" w14:sy="100000" w14:kx="0" w14:ky="0" w14:algn="tl">
+            <w14:schemeClr w14:val="dk1">
+              <w14:alpha w14:val="60000"/>
+            </w14:schemeClr>
+          </w14:shadow>
+          <w14:textOutline w14:w="0" w14:cap="flat" w14:cmpd="sng" w14:algn="ctr">
+            <w14:noFill/>
+            <w14:prstDash w14:val="solid"/>
+            <w14:round/>
+          </w14:textOutline>
+        </w:rPr>
+        <w:t>find</w:t>
+      </w:r>
+      <w:proofErr w:type="spellEnd"/>
+      <w:r>
+        <w:rPr>
+          <w:bCs/>
+          <w:color w:val="000000" w:themeColor="text1"/>
+          <w:sz w:val="20"/>
+          <w:szCs w:val="20"/>
+          <w14:shadow w14:blurRad="38100" w14:dist="19050" w14:dir="2700000" w14:sx="100000" w14:sy="100000" w14:kx="0" w14:ky="0" w14:algn="tl">
+            <w14:schemeClr w14:val="dk1">
+              <w14:alpha w14:val="60000"/>
+            </w14:schemeClr>
+          </w14:shadow>
+          <w14:textOutline w14:w="0" w14:cap="flat" w14:cmpd="sng" w14:algn="ctr">
+            <w14:noFill/>
+            <w14:prstDash w14:val="solid"/>
+            <w14:round/>
+          </w14:textOutline>
+        </w:rPr>
+        <w:t xml:space="preserve"> → buscar archivos </w:t>
+      </w:r>
+    </w:p>
+    <w:p>
+      <w:pPr>
+        <w:rPr>
+          <w:bCs/>
+          <w:color w:val="000000" w:themeColor="text1"/>
+          <w:sz w:val="20"/>
+          <w:szCs w:val="20"/>
+          <w14:shadow w14:blurRad="38100" w14:dist="19050" w14:dir="2700000" w14:sx="100000" w14:sy="100000" w14:kx="0" w14:ky="0" w14:algn="tl">
+            <w14:schemeClr w14:val="dk1">
+              <w14:alpha w14:val="60000"/>
+            </w14:schemeClr>
+          </w14:shadow>
+          <w14:textOutline w14:w="0" w14:cap="flat" w14:cmpd="sng" w14:algn="ctr">
+            <w14:noFill/>
+            <w14:prstDash w14:val="solid"/>
+            <w14:round/>
+          </w14:textOutline>
+        </w:rPr>
+      </w:pPr>
+      <w:r>
+        <w:rPr>
+          <w:bCs/>
+          <w:color w:val="000000" w:themeColor="text1"/>
+          <w:sz w:val="20"/>
+          <w:szCs w:val="20"/>
+          <w14:shadow w14:blurRad="38100" w14:dist="19050" w14:dir="2700000" w14:sx="100000" w14:sy="100000" w14:kx="0" w14:ky="0" w14:algn="tl">
+            <w14:schemeClr w14:val="dk1">
+              <w14:alpha w14:val="60000"/>
+            </w14:schemeClr>
+          </w14:shadow>
+          <w14:textOutline w14:w="0" w14:cap="flat" w14:cmpd="sng" w14:algn="ctr">
+            <w14:noFill/>
+            <w14:prstDash w14:val="solid"/>
+            <w14:round/>
+          </w14:textOutline>
+        </w:rPr>
+        <w:t xml:space="preserve">  </w:t>
+      </w:r>
+      <w:proofErr w:type="spellStart"/>
+      <w:r>
+        <w:rPr>
+          <w:bCs/>
+          <w:color w:val="000000" w:themeColor="text1"/>
+          <w:sz w:val="20"/>
+          <w:szCs w:val="20"/>
+          <w14:shadow w14:blurRad="38100" w14:dist="19050" w14:dir="2700000" w14:sx="100000" w14:sy="100000" w14:kx="0" w14:ky="0" w14:algn="tl">
+            <w14:schemeClr w14:val="dk1">
+              <w14:alpha w14:val="60000"/>
+            </w14:schemeClr>
+          </w14:shadow>
+          <w14:textOutline w14:w="0" w14:cap="flat" w14:cmpd="sng" w14:algn="ctr">
+            <w14:noFill/>
+            <w14:prstDash w14:val="solid"/>
+            <w14:round/>
+          </w14:textOutline>
+        </w:rPr>
+        <w:t>cp</w:t>
+      </w:r>
+      <w:proofErr w:type="spellEnd"/>
+      <w:r>
+        <w:rPr>
+          <w:bCs/>
+          <w:color w:val="000000" w:themeColor="text1"/>
+          <w:sz w:val="20"/>
+          <w:szCs w:val="20"/>
+          <w14:shadow w14:blurRad="38100" w14:dist="19050" w14:dir="2700000" w14:sx="100000" w14:sy="100000" w14:kx="0" w14:ky="0" w14:algn="tl">
+            <w14:schemeClr w14:val="dk1">
+              <w14:alpha w14:val="60000"/>
+            </w14:schemeClr>
+          </w14:shadow>
+          <w14:textOutline w14:w="0" w14:cap="flat" w14:cmpd="sng" w14:algn="ctr">
+            <w14:noFill/>
+            <w14:prstDash w14:val="solid"/>
+            <w14:round/>
+          </w14:textOutline>
+        </w:rPr>
+        <w:t xml:space="preserve">, </w:t>
+      </w:r>
+      <w:proofErr w:type="spellStart"/>
+      <w:r>
+        <w:rPr>
+          <w:bCs/>
+          <w:color w:val="000000" w:themeColor="text1"/>
+          <w:sz w:val="20"/>
+          <w:szCs w:val="20"/>
+          <w14:shadow w14:blurRad="38100" w14:dist="19050" w14:dir="2700000" w14:sx="100000" w14:sy="100000" w14:kx="0" w14:ky="0" w14:algn="tl">
+            <w14:schemeClr w14:val="dk1">
+              <w14:alpha w14:val="60000"/>
+            </w14:schemeClr>
+          </w14:shadow>
+          <w14:textOutline w14:w="0" w14:cap="flat" w14:cmpd="sng" w14:algn="ctr">
+            <w14:noFill/>
+            <w14:prstDash w14:val="solid"/>
+            <w14:round/>
+          </w14:textOutline>
+        </w:rPr>
+        <w:t>mv</w:t>
+      </w:r>
+      <w:proofErr w:type="spellEnd"/>
+      <w:r>
+        <w:rPr>
+          <w:bCs/>
+          <w:color w:val="000000" w:themeColor="text1"/>
+          <w:sz w:val="20"/>
+          <w:szCs w:val="20"/>
+          <w14:shadow w14:blurRad="38100" w14:dist="19050" w14:dir="2700000" w14:sx="100000" w14:sy="100000" w14:kx="0" w14:ky="0" w14:algn="tl">
+            <w14:schemeClr w14:val="dk1">
+              <w14:alpha w14:val="60000"/>
+            </w14:schemeClr>
+          </w14:shadow>
+          <w14:textOutline w14:w="0" w14:cap="flat" w14:cmpd="sng" w14:algn="ctr">
+            <w14:noFill/>
+            <w14:prstDash w14:val="solid"/>
+            <w14:round/>
+          </w14:textOutline>
+        </w:rPr>
+        <w:t xml:space="preserve"> → copiar y mover </w:t>
+      </w:r>
+    </w:p>
+    <w:p>
+      <w:pPr>
+        <w:rPr>
+          <w:bCs/>
+          <w:color w:val="000000" w:themeColor="text1"/>
+          <w:sz w:val="20"/>
+          <w:szCs w:val="20"/>
+          <w14:shadow w14:blurRad="38100" w14:dist="19050" w14:dir="2700000" w14:sx="100000" w14:sy="100000" w14:kx="0" w14:ky="0" w14:algn="tl">
+            <w14:schemeClr w14:val="dk1">
+              <w14:alpha w14:val="60000"/>
+            </w14:schemeClr>
+          </w14:shadow>
+          <w14:textOutline w14:w="0" w14:cap="flat" w14:cmpd="sng" w14:algn="ctr">
+            <w14:noFill/>
+            <w14:prstDash w14:val="solid"/>
+            <w14:round/>
+          </w14:textOutline>
+        </w:rPr>
+      </w:pPr>
+      <w:r>
+        <w:rPr>
+          <w:bCs/>
+          <w:color w:val="000000" w:themeColor="text1"/>
+          <w:sz w:val="20"/>
+          <w:szCs w:val="20"/>
+          <w14:shadow w14:blurRad="38100" w14:dist="19050" w14:dir="2700000" w14:sx="100000" w14:sy="100000" w14:kx="0" w14:ky="0" w14:algn="tl">
+            <w14:schemeClr w14:val="dk1">
+              <w14:alpha w14:val="60000"/>
+            </w14:schemeClr>
+          </w14:shadow>
+          <w14:textOutline w14:w="0" w14:cap="flat" w14:cmpd="sng" w14:algn="ctr">
+            <w14:noFill/>
+            <w14:prstDash w14:val="solid"/>
+            <w14:round/>
+          </w14:textOutline>
+        </w:rPr>
+        <w:t xml:space="preserve">  </w:t>
+      </w:r>
+      <w:proofErr w:type="spellStart"/>
+      <w:r>
+        <w:rPr>
+          <w:bCs/>
+          <w:color w:val="000000" w:themeColor="text1"/>
+          <w:sz w:val="20"/>
+          <w:szCs w:val="20"/>
+          <w14:shadow w14:blurRad="38100" w14:dist="19050" w14:dir="2700000" w14:sx="100000" w14:sy="100000" w14:kx="0" w14:ky="0" w14:algn="tl">
+            <w14:schemeClr w14:val="dk1">
+              <w14:alpha w14:val="60000"/>
+            </w14:schemeClr>
+          </w14:shadow>
+          <w14:textOutline w14:w="0" w14:cap="flat" w14:cmpd="sng" w14:algn="ctr">
+            <w14:noFill/>
+            <w14:prstDash w14:val="solid"/>
+            <w14:round/>
+          </w14:textOutline>
+        </w:rPr>
+        <w:t>chmod</w:t>
+      </w:r>
+      <w:proofErr w:type="spellEnd"/>
+      <w:r>
+        <w:rPr>
+          <w:bCs/>
+          <w:color w:val="000000" w:themeColor="text1"/>
+          <w:sz w:val="20"/>
+          <w:szCs w:val="20"/>
+          <w14:shadow w14:blurRad="38100" w14:dist="19050" w14:dir="2700000" w14:sx="100000" w14:sy="100000" w14:kx="0" w14:ky="0" w14:algn="tl">
+            <w14:schemeClr w14:val="dk1">
+              <w14:alpha w14:val="60000"/>
+            </w14:schemeClr>
+          </w14:shadow>
+          <w14:textOutline w14:w="0" w14:cap="flat" w14:cmpd="sng" w14:algn="ctr">
+            <w14:noFill/>
+            <w14:prstDash w14:val="solid"/>
+            <w14:round/>
+          </w14:textOutline>
+        </w:rPr>
+        <w:t xml:space="preserve">, </w:t>
+      </w:r>
+      <w:proofErr w:type="spellStart"/>
+      <w:r>
+        <w:rPr>
+          <w:bCs/>
+          <w:color w:val="000000" w:themeColor="text1"/>
+          <w:sz w:val="20"/>
+          <w:szCs w:val="20"/>
+          <w14:shadow w14:blurRad="38100" w14:dist="19050" w14:dir="2700000" w14:sx="100000" w14:sy="100000" w14:kx="0" w14:ky="0" w14:algn="tl">
+            <w14:schemeClr w14:val="dk1">
+              <w14:alpha w14:val="60000"/>
+            </w14:schemeClr>
+          </w14:shadow>
+          <w14:textOutline w14:w="0" w14:cap="flat" w14:cmpd="sng" w14:algn="ctr">
+            <w14:noFill/>
+            <w14:prstDash w14:val="solid"/>
+            <w14:round/>
+          </w14:textOutline>
+        </w:rPr>
+        <w:t>chown</w:t>
+      </w:r>
+      <w:proofErr w:type="spellEnd"/>
+      <w:r>
+        <w:rPr>
+          <w:bCs/>
+          <w:color w:val="000000" w:themeColor="text1"/>
+          <w:sz w:val="20"/>
+          <w:szCs w:val="20"/>
+          <w14:shadow w14:blurRad="38100" w14:dist="19050" w14:dir="2700000" w14:sx="100000" w14:sy="100000" w14:kx="0" w14:ky="0" w14:algn="tl">
+            <w14:schemeClr w14:val="dk1">
+              <w14:alpha w14:val="60000"/>
+            </w14:schemeClr>
+          </w14:shadow>
+          <w14:textOutline w14:w="0" w14:cap="flat" w14:cmpd="sng" w14:algn="ctr">
+            <w14:noFill/>
+            <w14:prstDash w14:val="solid"/>
+            <w14:round/>
+          </w14:textOutline>
+        </w:rPr>
+        <w:t xml:space="preserve"> → permisos</w:t>
       </w:r>
     </w:p>
     <w:sectPr>
@@ -720,7 +1578,6 @@
   <w:style w:type="character" w:default="1" w:styleId="Fuentedeprrafopredeter">
     <w:name w:val="Default Paragraph Font"/>
     <w:uiPriority w:val="1"/>
-    <w:semiHidden/>
     <w:unhideWhenUsed/>
   </w:style>
   <w:style w:type="table" w:default="1" w:styleId="Tablanormal">

--- a/HITO1/HITO1.docx
+++ b/HITO1/HITO1.docx
@@ -46,6 +46,9 @@
         <w:t xml:space="preserve"> </w:t>
       </w:r>
       <w:r>
+        <w:rPr>
+          <w:noProof/>
+        </w:rPr>
         <w:drawing>
           <wp:inline distT="0" distB="0" distL="0" distR="0" wp14:anchorId="232AFD73" wp14:editId="4349F88D">
             <wp:extent cx="3851275" cy="7757160"/>
@@ -129,6 +132,45 @@
         <w:t xml:space="preserve"> “nombre”, para que cada proyecto tenga sus propias librerías y no haya conflicto si dos proyectos usan distintas versiones de una librería</w:t>
       </w:r>
     </w:p>
+    <w:p>
+      <w:r>
+        <w:drawing>
+          <wp:inline distT="0" distB="0" distL="0" distR="0" wp14:anchorId="7B0772F2" wp14:editId="13DFC5F6">
+            <wp:extent cx="5400040" cy="2387600"/>
+            <wp:effectExtent l="0" t="0" r="0" b="0"/>
+            <wp:docPr id="2035677682" name="Imagen 1"/>
+            <wp:cNvGraphicFramePr>
+              <a:graphicFrameLocks xmlns:a="http://schemas.openxmlformats.org/drawingml/2006/main" noChangeAspect="1"/>
+            </wp:cNvGraphicFramePr>
+            <a:graphic xmlns:a="http://schemas.openxmlformats.org/drawingml/2006/main">
+              <a:graphicData uri="http://schemas.openxmlformats.org/drawingml/2006/picture">
+                <pic:pic xmlns:pic="http://schemas.openxmlformats.org/drawingml/2006/picture">
+                  <pic:nvPicPr>
+                    <pic:cNvPr id="2035677682" name=""/>
+                    <pic:cNvPicPr/>
+                  </pic:nvPicPr>
+                  <pic:blipFill>
+                    <a:blip r:embed="rId5"/>
+                    <a:stretch>
+                      <a:fillRect/>
+                    </a:stretch>
+                  </pic:blipFill>
+                  <pic:spPr>
+                    <a:xfrm>
+                      <a:off x="0" y="0"/>
+                      <a:ext cx="5400040" cy="2387600"/>
+                    </a:xfrm>
+                    <a:prstGeom prst="rect">
+                      <a:avLst/>
+                    </a:prstGeom>
+                  </pic:spPr>
+                </pic:pic>
+              </a:graphicData>
+            </a:graphic>
+          </wp:inline>
+        </w:drawing>
+      </w:r>
+    </w:p>
     <w:p/>
     <w:p>
       <w:r>
@@ -154,6 +196,7 @@
           </w14:textOutline>
         </w:rPr>
       </w:pPr>
+      <w:proofErr w:type="gramStart"/>
       <w:r>
         <w:rPr>
           <w:bCs/>
@@ -194,6 +237,7 @@
         <w:t>ls</w:t>
       </w:r>
       <w:proofErr w:type="spellEnd"/>
+      <w:proofErr w:type="gramEnd"/>
       <w:r>
         <w:rPr>
           <w:bCs/>
@@ -312,24 +356,85 @@
           </w14:textOutline>
         </w:rPr>
       </w:pPr>
-      <w:r>
-        <w:rPr>
-          <w:bCs/>
-          <w:color w:val="000000" w:themeColor="text1"/>
-          <w:sz w:val="20"/>
-          <w:szCs w:val="20"/>
-          <w14:shadow w14:blurRad="38100" w14:dist="19050" w14:dir="2700000" w14:sx="100000" w14:sy="100000" w14:kx="0" w14:ky="0" w14:algn="tl">
-            <w14:schemeClr w14:val="dk1">
-              <w14:alpha w14:val="60000"/>
-            </w14:schemeClr>
-          </w14:shadow>
-          <w14:textOutline w14:w="0" w14:cap="flat" w14:cmpd="sng" w14:algn="ctr">
-            <w14:noFill/>
-            <w14:prstDash w14:val="solid"/>
-            <w14:round/>
-          </w14:textOutline>
-        </w:rPr>
-        <w:t xml:space="preserve">  cd, cd .., cd ~ → navegar </w:t>
+      <w:proofErr w:type="gramStart"/>
+      <w:r>
+        <w:rPr>
+          <w:bCs/>
+          <w:color w:val="000000" w:themeColor="text1"/>
+          <w:sz w:val="20"/>
+          <w:szCs w:val="20"/>
+          <w14:shadow w14:blurRad="38100" w14:dist="19050" w14:dir="2700000" w14:sx="100000" w14:sy="100000" w14:kx="0" w14:ky="0" w14:algn="tl">
+            <w14:schemeClr w14:val="dk1">
+              <w14:alpha w14:val="60000"/>
+            </w14:schemeClr>
+          </w14:shadow>
+          <w14:textOutline w14:w="0" w14:cap="flat" w14:cmpd="sng" w14:algn="ctr">
+            <w14:noFill/>
+            <w14:prstDash w14:val="solid"/>
+            <w14:round/>
+          </w14:textOutline>
+        </w:rPr>
+        <w:t>  cd</w:t>
+      </w:r>
+      <w:proofErr w:type="gramEnd"/>
+      <w:r>
+        <w:rPr>
+          <w:bCs/>
+          <w:color w:val="000000" w:themeColor="text1"/>
+          <w:sz w:val="20"/>
+          <w:szCs w:val="20"/>
+          <w14:shadow w14:blurRad="38100" w14:dist="19050" w14:dir="2700000" w14:sx="100000" w14:sy="100000" w14:kx="0" w14:ky="0" w14:algn="tl">
+            <w14:schemeClr w14:val="dk1">
+              <w14:alpha w14:val="60000"/>
+            </w14:schemeClr>
+          </w14:shadow>
+          <w14:textOutline w14:w="0" w14:cap="flat" w14:cmpd="sng" w14:algn="ctr">
+            <w14:noFill/>
+            <w14:prstDash w14:val="solid"/>
+            <w14:round/>
+          </w14:textOutline>
+        </w:rPr>
+        <w:t>, cd</w:t>
+      </w:r>
+      <w:proofErr w:type="gramStart"/>
+      <w:r>
+        <w:rPr>
+          <w:bCs/>
+          <w:color w:val="000000" w:themeColor="text1"/>
+          <w:sz w:val="20"/>
+          <w:szCs w:val="20"/>
+          <w14:shadow w14:blurRad="38100" w14:dist="19050" w14:dir="2700000" w14:sx="100000" w14:sy="100000" w14:kx="0" w14:ky="0" w14:algn="tl">
+            <w14:schemeClr w14:val="dk1">
+              <w14:alpha w14:val="60000"/>
+            </w14:schemeClr>
+          </w14:shadow>
+          <w14:textOutline w14:w="0" w14:cap="flat" w14:cmpd="sng" w14:algn="ctr">
+            <w14:noFill/>
+            <w14:prstDash w14:val="solid"/>
+            <w14:round/>
+          </w14:textOutline>
+        </w:rPr>
+        <w:t xml:space="preserve"> ..</w:t>
+      </w:r>
+      <w:proofErr w:type="gramEnd"/>
+      <w:r>
+        <w:rPr>
+          <w:bCs/>
+          <w:color w:val="000000" w:themeColor="text1"/>
+          <w:sz w:val="20"/>
+          <w:szCs w:val="20"/>
+          <w14:shadow w14:blurRad="38100" w14:dist="19050" w14:dir="2700000" w14:sx="100000" w14:sy="100000" w14:kx="0" w14:ky="0" w14:algn="tl">
+            <w14:schemeClr w14:val="dk1">
+              <w14:alpha w14:val="60000"/>
+            </w14:schemeClr>
+          </w14:shadow>
+          <w14:textOutline w14:w="0" w14:cap="flat" w14:cmpd="sng" w14:algn="ctr">
+            <w14:noFill/>
+            <w14:prstDash w14:val="solid"/>
+            <w14:round/>
+          </w14:textOutline>
+        </w:rPr>
+        <w:t xml:space="preserve">, cd ~ → navegar </w:t>
       </w:r>
     </w:p>
     <w:p>
@@ -351,6 +456,7 @@
           </w14:textOutline>
         </w:rPr>
       </w:pPr>
+      <w:proofErr w:type="gramStart"/>
       <w:r>
         <w:rPr>
           <w:bCs/>
@@ -391,6 +497,7 @@
         <w:t>mkdir</w:t>
       </w:r>
       <w:proofErr w:type="spellEnd"/>
+      <w:proofErr w:type="gramEnd"/>
       <w:r>
         <w:rPr>
           <w:bCs/>
@@ -470,6 +577,7 @@
           </w14:textOutline>
         </w:rPr>
       </w:pPr>
+      <w:proofErr w:type="gramStart"/>
       <w:r>
         <w:rPr>
           <w:bCs/>
@@ -510,6 +618,7 @@
         <w:t>touch</w:t>
       </w:r>
       <w:proofErr w:type="spellEnd"/>
+      <w:proofErr w:type="gramEnd"/>
       <w:r>
         <w:rPr>
           <w:bCs/>
@@ -589,24 +698,45 @@
           </w14:textOutline>
         </w:rPr>
       </w:pPr>
-      <w:r>
-        <w:rPr>
-          <w:bCs/>
-          <w:color w:val="000000" w:themeColor="text1"/>
-          <w:sz w:val="20"/>
-          <w:szCs w:val="20"/>
-          <w14:shadow w14:blurRad="38100" w14:dist="19050" w14:dir="2700000" w14:sx="100000" w14:sy="100000" w14:kx="0" w14:ky="0" w14:algn="tl">
-            <w14:schemeClr w14:val="dk1">
-              <w14:alpha w14:val="60000"/>
-            </w14:schemeClr>
-          </w14:shadow>
-          <w14:textOutline w14:w="0" w14:cap="flat" w14:cmpd="sng" w14:algn="ctr">
-            <w14:noFill/>
-            <w14:prstDash w14:val="solid"/>
-            <w14:round/>
-          </w14:textOutline>
-        </w:rPr>
-        <w:t xml:space="preserve">  echo + &gt; y &gt;&gt; → escribir en archivos </w:t>
+      <w:proofErr w:type="gramStart"/>
+      <w:r>
+        <w:rPr>
+          <w:bCs/>
+          <w:color w:val="000000" w:themeColor="text1"/>
+          <w:sz w:val="20"/>
+          <w:szCs w:val="20"/>
+          <w14:shadow w14:blurRad="38100" w14:dist="19050" w14:dir="2700000" w14:sx="100000" w14:sy="100000" w14:kx="0" w14:ky="0" w14:algn="tl">
+            <w14:schemeClr w14:val="dk1">
+              <w14:alpha w14:val="60000"/>
+            </w14:schemeClr>
+          </w14:shadow>
+          <w14:textOutline w14:w="0" w14:cap="flat" w14:cmpd="sng" w14:algn="ctr">
+            <w14:noFill/>
+            <w14:prstDash w14:val="solid"/>
+            <w14:round/>
+          </w14:textOutline>
+        </w:rPr>
+        <w:t>  echo</w:t>
+      </w:r>
+      <w:proofErr w:type="gramEnd"/>
+      <w:r>
+        <w:rPr>
+          <w:bCs/>
+          <w:color w:val="000000" w:themeColor="text1"/>
+          <w:sz w:val="20"/>
+          <w:szCs w:val="20"/>
+          <w14:shadow w14:blurRad="38100" w14:dist="19050" w14:dir="2700000" w14:sx="100000" w14:sy="100000" w14:kx="0" w14:ky="0" w14:algn="tl">
+            <w14:schemeClr w14:val="dk1">
+              <w14:alpha w14:val="60000"/>
+            </w14:schemeClr>
+          </w14:shadow>
+          <w14:textOutline w14:w="0" w14:cap="flat" w14:cmpd="sng" w14:algn="ctr">
+            <w14:noFill/>
+            <w14:prstDash w14:val="solid"/>
+            <w14:round/>
+          </w14:textOutline>
+        </w:rPr>
+        <w:t xml:space="preserve"> + &gt; y &gt;&gt; → escribir en archivos </w:t>
       </w:r>
     </w:p>
     <w:p>
@@ -628,24 +758,45 @@
           </w14:textOutline>
         </w:rPr>
       </w:pPr>
-      <w:r>
-        <w:rPr>
-          <w:bCs/>
-          <w:color w:val="000000" w:themeColor="text1"/>
-          <w:sz w:val="20"/>
-          <w:szCs w:val="20"/>
-          <w14:shadow w14:blurRad="38100" w14:dist="19050" w14:dir="2700000" w14:sx="100000" w14:sy="100000" w14:kx="0" w14:ky="0" w14:algn="tl">
-            <w14:schemeClr w14:val="dk1">
-              <w14:alpha w14:val="60000"/>
-            </w14:schemeClr>
-          </w14:shadow>
-          <w14:textOutline w14:w="0" w14:cap="flat" w14:cmpd="sng" w14:algn="ctr">
-            <w14:noFill/>
-            <w14:prstDash w14:val="solid"/>
-            <w14:round/>
-          </w14:textOutline>
-        </w:rPr>
-        <w:t xml:space="preserve">  grep → buscar texto </w:t>
+      <w:proofErr w:type="gramStart"/>
+      <w:r>
+        <w:rPr>
+          <w:bCs/>
+          <w:color w:val="000000" w:themeColor="text1"/>
+          <w:sz w:val="20"/>
+          <w:szCs w:val="20"/>
+          <w14:shadow w14:blurRad="38100" w14:dist="19050" w14:dir="2700000" w14:sx="100000" w14:sy="100000" w14:kx="0" w14:ky="0" w14:algn="tl">
+            <w14:schemeClr w14:val="dk1">
+              <w14:alpha w14:val="60000"/>
+            </w14:schemeClr>
+          </w14:shadow>
+          <w14:textOutline w14:w="0" w14:cap="flat" w14:cmpd="sng" w14:algn="ctr">
+            <w14:noFill/>
+            <w14:prstDash w14:val="solid"/>
+            <w14:round/>
+          </w14:textOutline>
+        </w:rPr>
+        <w:t>  grep</w:t>
+      </w:r>
+      <w:proofErr w:type="gramEnd"/>
+      <w:r>
+        <w:rPr>
+          <w:bCs/>
+          <w:color w:val="000000" w:themeColor="text1"/>
+          <w:sz w:val="20"/>
+          <w:szCs w:val="20"/>
+          <w14:shadow w14:blurRad="38100" w14:dist="19050" w14:dir="2700000" w14:sx="100000" w14:sy="100000" w14:kx="0" w14:ky="0" w14:algn="tl">
+            <w14:schemeClr w14:val="dk1">
+              <w14:alpha w14:val="60000"/>
+            </w14:schemeClr>
+          </w14:shadow>
+          <w14:textOutline w14:w="0" w14:cap="flat" w14:cmpd="sng" w14:algn="ctr">
+            <w14:noFill/>
+            <w14:prstDash w14:val="solid"/>
+            <w14:round/>
+          </w14:textOutline>
+        </w:rPr>
+        <w:t xml:space="preserve"> → buscar texto </w:t>
       </w:r>
     </w:p>
     <w:p>
@@ -667,6 +818,7 @@
           </w14:textOutline>
         </w:rPr>
       </w:pPr>
+      <w:proofErr w:type="gramStart"/>
       <w:r>
         <w:rPr>
           <w:bCs/>
@@ -707,6 +859,7 @@
         <w:t>find</w:t>
       </w:r>
       <w:proofErr w:type="spellEnd"/>
+      <w:proofErr w:type="gramEnd"/>
       <w:r>
         <w:rPr>
           <w:bCs/>
@@ -734,6 +887,7 @@
           <w:color w:val="000000" w:themeColor="text1"/>
           <w:sz w:val="20"/>
           <w:szCs w:val="20"/>
+          <w:u w:val="single"/>
           <w14:shadow w14:blurRad="38100" w14:dist="19050" w14:dir="2700000" w14:sx="100000" w14:sy="100000" w14:kx="0" w14:ky="0" w14:algn="tl">
             <w14:schemeClr w14:val="dk1">
               <w14:alpha w14:val="60000"/>
@@ -746,6 +900,7 @@
           </w14:textOutline>
         </w:rPr>
       </w:pPr>
+      <w:proofErr w:type="gramStart"/>
       <w:r>
         <w:rPr>
           <w:bCs/>
@@ -786,6 +941,7 @@
         <w:t>cp</w:t>
       </w:r>
       <w:proofErr w:type="spellEnd"/>
+      <w:proofErr w:type="gramEnd"/>
       <w:r>
         <w:rPr>
           <w:bCs/>
@@ -865,6 +1021,7 @@
           </w14:textOutline>
         </w:rPr>
       </w:pPr>
+      <w:proofErr w:type="gramStart"/>
       <w:r>
         <w:rPr>
           <w:bCs/>
@@ -905,6 +1062,7 @@
         <w:t>chmod</w:t>
       </w:r>
       <w:proofErr w:type="spellEnd"/>
+      <w:proofErr w:type="gramEnd"/>
       <w:r>
         <w:rPr>
           <w:bCs/>
@@ -963,6 +1121,486 @@
           </w14:textOutline>
         </w:rPr>
         <w:t xml:space="preserve"> → permisos</w:t>
+      </w:r>
+    </w:p>
+    <w:p>
+      <w:pPr>
+        <w:rPr>
+          <w:bCs/>
+          <w:color w:val="000000" w:themeColor="text1"/>
+          <w:sz w:val="20"/>
+          <w:szCs w:val="20"/>
+          <w14:shadow w14:blurRad="38100" w14:dist="19050" w14:dir="2700000" w14:sx="100000" w14:sy="100000" w14:kx="0" w14:ky="0" w14:algn="tl">
+            <w14:schemeClr w14:val="dk1">
+              <w14:alpha w14:val="60000"/>
+            </w14:schemeClr>
+          </w14:shadow>
+          <w14:textOutline w14:w="0" w14:cap="flat" w14:cmpd="sng" w14:algn="ctr">
+            <w14:noFill/>
+            <w14:prstDash w14:val="solid"/>
+            <w14:round/>
+          </w14:textOutline>
+        </w:rPr>
+      </w:pPr>
+    </w:p>
+    <w:p>
+      <w:pPr>
+        <w:rPr>
+          <w:bCs/>
+          <w:color w:val="000000" w:themeColor="text1"/>
+          <w:sz w:val="20"/>
+          <w:szCs w:val="20"/>
+          <w14:shadow w14:blurRad="38100" w14:dist="19050" w14:dir="2700000" w14:sx="100000" w14:sy="100000" w14:kx="0" w14:ky="0" w14:algn="tl">
+            <w14:schemeClr w14:val="dk1">
+              <w14:alpha w14:val="60000"/>
+            </w14:schemeClr>
+          </w14:shadow>
+          <w14:textOutline w14:w="0" w14:cap="flat" w14:cmpd="sng" w14:algn="ctr">
+            <w14:noFill/>
+            <w14:prstDash w14:val="solid"/>
+            <w14:round/>
+          </w14:textOutline>
+        </w:rPr>
+      </w:pPr>
+    </w:p>
+    <w:p>
+      <w:pPr>
+        <w:rPr>
+          <w:bCs/>
+          <w:color w:val="000000" w:themeColor="text1"/>
+          <w:sz w:val="20"/>
+          <w:szCs w:val="20"/>
+          <w14:shadow w14:blurRad="38100" w14:dist="19050" w14:dir="2700000" w14:sx="100000" w14:sy="100000" w14:kx="0" w14:ky="0" w14:algn="tl">
+            <w14:schemeClr w14:val="dk1">
+              <w14:alpha w14:val="60000"/>
+            </w14:schemeClr>
+          </w14:shadow>
+          <w14:textOutline w14:w="0" w14:cap="flat" w14:cmpd="sng" w14:algn="ctr">
+            <w14:noFill/>
+            <w14:prstDash w14:val="solid"/>
+            <w14:round/>
+          </w14:textOutline>
+        </w:rPr>
+      </w:pPr>
+      <w:r>
+        <w:rPr>
+          <w:bCs/>
+          <w:color w:val="000000" w:themeColor="text1"/>
+          <w:sz w:val="20"/>
+          <w:szCs w:val="20"/>
+          <w14:shadow w14:blurRad="38100" w14:dist="19050" w14:dir="2700000" w14:sx="100000" w14:sy="100000" w14:kx="0" w14:ky="0" w14:algn="tl">
+            <w14:schemeClr w14:val="dk1">
+              <w14:alpha w14:val="60000"/>
+            </w14:schemeClr>
+          </w14:shadow>
+          <w14:textOutline w14:w="0" w14:cap="flat" w14:cmpd="sng" w14:algn="ctr">
+            <w14:noFill/>
+            <w14:prstDash w14:val="solid"/>
+            <w14:round/>
+          </w14:textOutline>
+        </w:rPr>
+        <w:t xml:space="preserve">Por </w:t>
+      </w:r>
+      <w:proofErr w:type="gramStart"/>
+      <w:r>
+        <w:rPr>
+          <w:bCs/>
+          <w:color w:val="000000" w:themeColor="text1"/>
+          <w:sz w:val="20"/>
+          <w:szCs w:val="20"/>
+          <w14:shadow w14:blurRad="38100" w14:dist="19050" w14:dir="2700000" w14:sx="100000" w14:sy="100000" w14:kx="0" w14:ky="0" w14:algn="tl">
+            <w14:schemeClr w14:val="dk1">
+              <w14:alpha w14:val="60000"/>
+            </w14:schemeClr>
+          </w14:shadow>
+          <w14:textOutline w14:w="0" w14:cap="flat" w14:cmpd="sng" w14:algn="ctr">
+            <w14:noFill/>
+            <w14:prstDash w14:val="solid"/>
+            <w14:round/>
+          </w14:textOutline>
+        </w:rPr>
+        <w:t>último</w:t>
+      </w:r>
+      <w:proofErr w:type="gramEnd"/>
+      <w:r>
+        <w:rPr>
+          <w:bCs/>
+          <w:color w:val="000000" w:themeColor="text1"/>
+          <w:sz w:val="20"/>
+          <w:szCs w:val="20"/>
+          <w14:shadow w14:blurRad="38100" w14:dist="19050" w14:dir="2700000" w14:sx="100000" w14:sy="100000" w14:kx="0" w14:ky="0" w14:algn="tl">
+            <w14:schemeClr w14:val="dk1">
+              <w14:alpha w14:val="60000"/>
+            </w14:schemeClr>
+          </w14:shadow>
+          <w14:textOutline w14:w="0" w14:cap="flat" w14:cmpd="sng" w14:algn="ctr">
+            <w14:noFill/>
+            <w14:prstDash w14:val="solid"/>
+            <w14:round/>
+          </w14:textOutline>
+        </w:rPr>
+        <w:t xml:space="preserve"> desarrollé un script de Python que consumía una API externa y manejaba errores con try-</w:t>
+      </w:r>
+      <w:proofErr w:type="spellStart"/>
+      <w:r>
+        <w:rPr>
+          <w:bCs/>
+          <w:color w:val="000000" w:themeColor="text1"/>
+          <w:sz w:val="20"/>
+          <w:szCs w:val="20"/>
+          <w14:shadow w14:blurRad="38100" w14:dist="19050" w14:dir="2700000" w14:sx="100000" w14:sy="100000" w14:kx="0" w14:ky="0" w14:algn="tl">
+            <w14:schemeClr w14:val="dk1">
+              <w14:alpha w14:val="60000"/>
+            </w14:schemeClr>
+          </w14:shadow>
+          <w14:textOutline w14:w="0" w14:cap="flat" w14:cmpd="sng" w14:algn="ctr">
+            <w14:noFill/>
+            <w14:prstDash w14:val="solid"/>
+            <w14:round/>
+          </w14:textOutline>
+        </w:rPr>
+        <w:t>except</w:t>
+      </w:r>
+      <w:proofErr w:type="spellEnd"/>
+      <w:r>
+        <w:rPr>
+          <w:bCs/>
+          <w:color w:val="000000" w:themeColor="text1"/>
+          <w:sz w:val="20"/>
+          <w:szCs w:val="20"/>
+          <w14:shadow w14:blurRad="38100" w14:dist="19050" w14:dir="2700000" w14:sx="100000" w14:sy="100000" w14:kx="0" w14:ky="0" w14:algn="tl">
+            <w14:schemeClr w14:val="dk1">
+              <w14:alpha w14:val="60000"/>
+            </w14:schemeClr>
+          </w14:shadow>
+          <w14:textOutline w14:w="0" w14:cap="flat" w14:cmpd="sng" w14:algn="ctr">
+            <w14:noFill/>
+            <w14:prstDash w14:val="solid"/>
+            <w14:round/>
+          </w14:textOutline>
+        </w:rPr>
+        <w:t xml:space="preserve"> además de unas funciones para filtrar los datos de las </w:t>
+      </w:r>
+      <w:proofErr w:type="spellStart"/>
+      <w:r>
+        <w:rPr>
+          <w:bCs/>
+          <w:color w:val="000000" w:themeColor="text1"/>
+          <w:sz w:val="20"/>
+          <w:szCs w:val="20"/>
+          <w14:shadow w14:blurRad="38100" w14:dist="19050" w14:dir="2700000" w14:sx="100000" w14:sy="100000" w14:kx="0" w14:ky="0" w14:algn="tl">
+            <w14:schemeClr w14:val="dk1">
+              <w14:alpha w14:val="60000"/>
+            </w14:schemeClr>
+          </w14:shadow>
+          <w14:textOutline w14:w="0" w14:cap="flat" w14:cmpd="sng" w14:algn="ctr">
+            <w14:noFill/>
+            <w14:prstDash w14:val="solid"/>
+            <w14:round/>
+          </w14:textOutline>
+        </w:rPr>
+        <w:t>APIs</w:t>
+      </w:r>
+      <w:proofErr w:type="spellEnd"/>
+    </w:p>
+    <w:p>
+      <w:pPr>
+        <w:rPr>
+          <w:bCs/>
+          <w:color w:val="000000" w:themeColor="text1"/>
+          <w:sz w:val="20"/>
+          <w:szCs w:val="20"/>
+          <w14:shadow w14:blurRad="38100" w14:dist="19050" w14:dir="2700000" w14:sx="100000" w14:sy="100000" w14:kx="0" w14:ky="0" w14:algn="tl">
+            <w14:schemeClr w14:val="dk1">
+              <w14:alpha w14:val="60000"/>
+            </w14:schemeClr>
+          </w14:shadow>
+          <w14:textOutline w14:w="0" w14:cap="flat" w14:cmpd="sng" w14:algn="ctr">
+            <w14:noFill/>
+            <w14:prstDash w14:val="solid"/>
+            <w14:round/>
+          </w14:textOutline>
+        </w:rPr>
+      </w:pPr>
+      <w:r>
+        <w:rPr>
+          <w:bCs/>
+          <w:color w:val="000000" w:themeColor="text1"/>
+          <w:sz w:val="20"/>
+          <w:szCs w:val="20"/>
+          <w14:shadow w14:blurRad="38100" w14:dist="19050" w14:dir="2700000" w14:sx="100000" w14:sy="100000" w14:kx="0" w14:ky="0" w14:algn="tl">
+            <w14:schemeClr w14:val="dk1">
+              <w14:alpha w14:val="60000"/>
+            </w14:schemeClr>
+          </w14:shadow>
+          <w14:textOutline w14:w="0" w14:cap="flat" w14:cmpd="sng" w14:algn="ctr">
+            <w14:noFill/>
+            <w14:prstDash w14:val="solid"/>
+            <w14:round/>
+          </w14:textOutline>
+        </w:rPr>
+        <w:t xml:space="preserve">Fui subiendo a </w:t>
+      </w:r>
+      <w:proofErr w:type="spellStart"/>
+      <w:r>
+        <w:rPr>
+          <w:bCs/>
+          <w:color w:val="000000" w:themeColor="text1"/>
+          <w:sz w:val="20"/>
+          <w:szCs w:val="20"/>
+          <w14:shadow w14:blurRad="38100" w14:dist="19050" w14:dir="2700000" w14:sx="100000" w14:sy="100000" w14:kx="0" w14:ky="0" w14:algn="tl">
+            <w14:schemeClr w14:val="dk1">
+              <w14:alpha w14:val="60000"/>
+            </w14:schemeClr>
+          </w14:shadow>
+          <w14:textOutline w14:w="0" w14:cap="flat" w14:cmpd="sng" w14:algn="ctr">
+            <w14:noFill/>
+            <w14:prstDash w14:val="solid"/>
+            <w14:round/>
+          </w14:textOutline>
+        </w:rPr>
+        <w:t>github</w:t>
+      </w:r>
+      <w:proofErr w:type="spellEnd"/>
+      <w:r>
+        <w:rPr>
+          <w:bCs/>
+          <w:color w:val="000000" w:themeColor="text1"/>
+          <w:sz w:val="20"/>
+          <w:szCs w:val="20"/>
+          <w14:shadow w14:blurRad="38100" w14:dist="19050" w14:dir="2700000" w14:sx="100000" w14:sy="100000" w14:kx="0" w14:ky="0" w14:algn="tl">
+            <w14:schemeClr w14:val="dk1">
+              <w14:alpha w14:val="60000"/>
+            </w14:schemeClr>
+          </w14:shadow>
+          <w14:textOutline w14:w="0" w14:cap="flat" w14:cmpd="sng" w14:algn="ctr">
+            <w14:noFill/>
+            <w14:prstDash w14:val="solid"/>
+            <w14:round/>
+          </w14:textOutline>
+        </w:rPr>
+        <w:t xml:space="preserve"> el proceso con </w:t>
+      </w:r>
+      <w:proofErr w:type="spellStart"/>
+      <w:r>
+        <w:rPr>
+          <w:bCs/>
+          <w:color w:val="000000" w:themeColor="text1"/>
+          <w:sz w:val="20"/>
+          <w:szCs w:val="20"/>
+          <w14:shadow w14:blurRad="38100" w14:dist="19050" w14:dir="2700000" w14:sx="100000" w14:sy="100000" w14:kx="0" w14:ky="0" w14:algn="tl">
+            <w14:schemeClr w14:val="dk1">
+              <w14:alpha w14:val="60000"/>
+            </w14:schemeClr>
+          </w14:shadow>
+          <w14:textOutline w14:w="0" w14:cap="flat" w14:cmpd="sng" w14:algn="ctr">
+            <w14:noFill/>
+            <w14:prstDash w14:val="solid"/>
+            <w14:round/>
+          </w14:textOutline>
+        </w:rPr>
+        <w:t>commits</w:t>
+      </w:r>
+      <w:proofErr w:type="spellEnd"/>
+      <w:r>
+        <w:rPr>
+          <w:bCs/>
+          <w:color w:val="000000" w:themeColor="text1"/>
+          <w:sz w:val="20"/>
+          <w:szCs w:val="20"/>
+          <w14:shadow w14:blurRad="38100" w14:dist="19050" w14:dir="2700000" w14:sx="100000" w14:sy="100000" w14:kx="0" w14:ky="0" w14:algn="tl">
+            <w14:schemeClr w14:val="dk1">
+              <w14:alpha w14:val="60000"/>
+            </w14:schemeClr>
+          </w14:shadow>
+          <w14:textOutline w14:w="0" w14:cap="flat" w14:cmpd="sng" w14:algn="ctr">
+            <w14:noFill/>
+            <w14:prstDash w14:val="solid"/>
+            <w14:round/>
+          </w14:textOutline>
+        </w:rPr>
+        <w:t>.</w:t>
+      </w:r>
+    </w:p>
+    <w:p>
+      <w:pPr>
+        <w:rPr>
+          <w:bCs/>
+          <w:color w:val="000000" w:themeColor="text1"/>
+          <w:sz w:val="20"/>
+          <w:szCs w:val="20"/>
+          <w14:shadow w14:blurRad="38100" w14:dist="19050" w14:dir="2700000" w14:sx="100000" w14:sy="100000" w14:kx="0" w14:ky="0" w14:algn="tl">
+            <w14:schemeClr w14:val="dk1">
+              <w14:alpha w14:val="60000"/>
+            </w14:schemeClr>
+          </w14:shadow>
+          <w14:textOutline w14:w="0" w14:cap="flat" w14:cmpd="sng" w14:algn="ctr">
+            <w14:noFill/>
+            <w14:prstDash w14:val="solid"/>
+            <w14:round/>
+          </w14:textOutline>
+        </w:rPr>
+      </w:pPr>
+      <w:proofErr w:type="gramStart"/>
+      <w:r>
+        <w:rPr>
+          <w:bCs/>
+          <w:color w:val="000000" w:themeColor="text1"/>
+          <w:sz w:val="20"/>
+          <w:szCs w:val="20"/>
+          <w14:shadow w14:blurRad="38100" w14:dist="19050" w14:dir="2700000" w14:sx="100000" w14:sy="100000" w14:kx="0" w14:ky="0" w14:algn="tl">
+            <w14:schemeClr w14:val="dk1">
+              <w14:alpha w14:val="60000"/>
+            </w14:schemeClr>
+          </w14:shadow>
+          <w14:textOutline w14:w="0" w14:cap="flat" w14:cmpd="sng" w14:algn="ctr">
+            <w14:noFill/>
+            <w14:prstDash w14:val="solid"/>
+            <w14:round/>
+          </w14:textOutline>
+        </w:rPr>
+        <w:lastRenderedPageBreak/>
+        <w:t>Además</w:t>
+      </w:r>
+      <w:proofErr w:type="gramEnd"/>
+      <w:r>
+        <w:rPr>
+          <w:bCs/>
+          <w:color w:val="000000" w:themeColor="text1"/>
+          <w:sz w:val="20"/>
+          <w:szCs w:val="20"/>
+          <w14:shadow w14:blurRad="38100" w14:dist="19050" w14:dir="2700000" w14:sx="100000" w14:sy="100000" w14:kx="0" w14:ky="0" w14:algn="tl">
+            <w14:schemeClr w14:val="dk1">
+              <w14:alpha w14:val="60000"/>
+            </w14:schemeClr>
+          </w14:shadow>
+          <w14:textOutline w14:w="0" w14:cap="flat" w14:cmpd="sng" w14:algn="ctr">
+            <w14:noFill/>
+            <w14:prstDash w14:val="solid"/>
+            <w14:round/>
+          </w14:textOutline>
+        </w:rPr>
+        <w:t xml:space="preserve"> aprendí la importancia de hacer </w:t>
+      </w:r>
+      <w:proofErr w:type="spellStart"/>
+      <w:r>
+        <w:rPr>
+          <w:bCs/>
+          <w:color w:val="000000" w:themeColor="text1"/>
+          <w:sz w:val="20"/>
+          <w:szCs w:val="20"/>
+          <w14:shadow w14:blurRad="38100" w14:dist="19050" w14:dir="2700000" w14:sx="100000" w14:sy="100000" w14:kx="0" w14:ky="0" w14:algn="tl">
+            <w14:schemeClr w14:val="dk1">
+              <w14:alpha w14:val="60000"/>
+            </w14:schemeClr>
+          </w14:shadow>
+          <w14:textOutline w14:w="0" w14:cap="flat" w14:cmpd="sng" w14:algn="ctr">
+            <w14:noFill/>
+            <w14:prstDash w14:val="solid"/>
+            <w14:round/>
+          </w14:textOutline>
+        </w:rPr>
+        <w:t>if</w:t>
+      </w:r>
+      <w:proofErr w:type="spellEnd"/>
+      <w:r>
+        <w:rPr>
+          <w:bCs/>
+          <w:color w:val="000000" w:themeColor="text1"/>
+          <w:sz w:val="20"/>
+          <w:szCs w:val="20"/>
+          <w14:shadow w14:blurRad="38100" w14:dist="19050" w14:dir="2700000" w14:sx="100000" w14:sy="100000" w14:kx="0" w14:ky="0" w14:algn="tl">
+            <w14:schemeClr w14:val="dk1">
+              <w14:alpha w14:val="60000"/>
+            </w14:schemeClr>
+          </w14:shadow>
+          <w14:textOutline w14:w="0" w14:cap="flat" w14:cmpd="sng" w14:algn="ctr">
+            <w14:noFill/>
+            <w14:prstDash w14:val="solid"/>
+            <w14:round/>
+          </w14:textOutline>
+        </w:rPr>
+        <w:t xml:space="preserve"> __</w:t>
+      </w:r>
+      <w:proofErr w:type="spellStart"/>
+      <w:r>
+        <w:rPr>
+          <w:bCs/>
+          <w:color w:val="000000" w:themeColor="text1"/>
+          <w:sz w:val="20"/>
+          <w:szCs w:val="20"/>
+          <w14:shadow w14:blurRad="38100" w14:dist="19050" w14:dir="2700000" w14:sx="100000" w14:sy="100000" w14:kx="0" w14:ky="0" w14:algn="tl">
+            <w14:schemeClr w14:val="dk1">
+              <w14:alpha w14:val="60000"/>
+            </w14:schemeClr>
+          </w14:shadow>
+          <w14:textOutline w14:w="0" w14:cap="flat" w14:cmpd="sng" w14:algn="ctr">
+            <w14:noFill/>
+            <w14:prstDash w14:val="solid"/>
+            <w14:round/>
+          </w14:textOutline>
+        </w:rPr>
+        <w:t>name</w:t>
+      </w:r>
+      <w:proofErr w:type="spellEnd"/>
+      <w:r>
+        <w:rPr>
+          <w:bCs/>
+          <w:color w:val="000000" w:themeColor="text1"/>
+          <w:sz w:val="20"/>
+          <w:szCs w:val="20"/>
+          <w14:shadow w14:blurRad="38100" w14:dist="19050" w14:dir="2700000" w14:sx="100000" w14:sy="100000" w14:kx="0" w14:ky="0" w14:algn="tl">
+            <w14:schemeClr w14:val="dk1">
+              <w14:alpha w14:val="60000"/>
+            </w14:schemeClr>
+          </w14:shadow>
+          <w14:textOutline w14:w="0" w14:cap="flat" w14:cmpd="sng" w14:algn="ctr">
+            <w14:noFill/>
+            <w14:prstDash w14:val="solid"/>
+            <w14:round/>
+          </w14:textOutline>
+        </w:rPr>
+        <w:t>__ == “__</w:t>
+      </w:r>
+      <w:proofErr w:type="spellStart"/>
+      <w:r>
+        <w:rPr>
+          <w:bCs/>
+          <w:color w:val="000000" w:themeColor="text1"/>
+          <w:sz w:val="20"/>
+          <w:szCs w:val="20"/>
+          <w14:shadow w14:blurRad="38100" w14:dist="19050" w14:dir="2700000" w14:sx="100000" w14:sy="100000" w14:kx="0" w14:ky="0" w14:algn="tl">
+            <w14:schemeClr w14:val="dk1">
+              <w14:alpha w14:val="60000"/>
+            </w14:schemeClr>
+          </w14:shadow>
+          <w14:textOutline w14:w="0" w14:cap="flat" w14:cmpd="sng" w14:algn="ctr">
+            <w14:noFill/>
+            <w14:prstDash w14:val="solid"/>
+            <w14:round/>
+          </w14:textOutline>
+        </w:rPr>
+        <w:t>main</w:t>
+      </w:r>
+      <w:proofErr w:type="spellEnd"/>
+      <w:r>
+        <w:rPr>
+          <w:bCs/>
+          <w:color w:val="000000" w:themeColor="text1"/>
+          <w:sz w:val="20"/>
+          <w:szCs w:val="20"/>
+          <w14:shadow w14:blurRad="38100" w14:dist="19050" w14:dir="2700000" w14:sx="100000" w14:sy="100000" w14:kx="0" w14:ky="0" w14:algn="tl">
+            <w14:schemeClr w14:val="dk1">
+              <w14:alpha w14:val="60000"/>
+            </w14:schemeClr>
+          </w14:shadow>
+          <w14:textOutline w14:w="0" w14:cap="flat" w14:cmpd="sng" w14:algn="ctr">
+            <w14:noFill/>
+            <w14:prstDash w14:val="solid"/>
+            <w14:round/>
+          </w14:textOutline>
+        </w:rPr>
+        <w:t>__” para que el script no se ejecute automáticamente al importar el fichero</w:t>
       </w:r>
     </w:p>
     <w:sectPr>
@@ -1578,6 +2216,7 @@
   <w:style w:type="character" w:default="1" w:styleId="Fuentedeprrafopredeter">
     <w:name w:val="Default Paragraph Font"/>
     <w:uiPriority w:val="1"/>
+    <w:semiHidden/>
     <w:unhideWhenUsed/>
   </w:style>
   <w:style w:type="table" w:default="1" w:styleId="Tablanormal">
